--- a/fr/resume_michelmaier_fr_php.docx
+++ b/fr/resume_michelmaier_fr_php.docx
@@ -654,80 +654,38 @@
       </w:r>
     </w:p>
     <w:bookmarkEnd w:id="27"/>
-    <w:bookmarkStart w:id="28" w:name="agréments"/>
+    <w:bookmarkStart w:id="44" w:name="expériences-professionnelles"/>
     <w:p>
       <w:pPr>
         <w:pStyle w:val="Heading3"/>
       </w:pPr>
       <w:r>
-        <w:t xml:space="preserve">Agréments</w:t>
-      </w:r>
-    </w:p>
-    <w:p>
-      <w:pPr>
-        <w:pStyle w:val="Compact"/>
-        <w:numPr>
-          <w:ilvl w:val="0"/>
-          <w:numId w:val="1002"/>
-        </w:numPr>
-      </w:pPr>
-      <w:r>
-        <w:rPr>
-          <w:b/>
-          <w:bCs/>
-        </w:rPr>
-        <w:t xml:space="preserve">Agrément CII (Crédit d'Impôt Innovation)</w:t>
-      </w:r>
-      <w:r>
-        <w:t xml:space="preserve">, Ministère de l'Enseignement supérieur et de la Recherche : pour une PME dont le projet est éligible, mes prestations entrent dans la base du crédit d'impôt, soit</w:t>
-      </w:r>
-      <w:r>
-        <w:t xml:space="preserve"> </w:t>
-      </w:r>
-      <w:r>
-        <w:rPr>
-          <w:b/>
-          <w:bCs/>
-        </w:rPr>
-        <w:t xml:space="preserve">20 % de mes honoraires récupérés par le client</w:t>
-      </w:r>
-      <w:r>
-        <w:t xml:space="preserve">.</w:t>
+        <w:t xml:space="preserve">Expériences professionnelles</w:t>
+      </w:r>
+    </w:p>
+    <w:p>
+      <w:pPr>
+        <w:pStyle w:val="FirstParagraph"/>
+      </w:pPr>
+      <w:r>
+        <w:t xml:space="preserve">01/2026 - 09/2026</w:t>
+      </w:r>
+    </w:p>
+    <w:bookmarkStart w:id="28" w:name="X1c2eae5f7903c00c9cfbf70de475d6a0b1d5ef0"/>
+    <w:p>
+      <w:pPr>
+        <w:pStyle w:val="Heading4"/>
+      </w:pPr>
+      <w:r>
+        <w:t xml:space="preserve">Développeur fullstack TypeScript – Cloud &amp; IA</w:t>
       </w:r>
     </w:p>
     <w:bookmarkEnd w:id="28"/>
-    <w:bookmarkStart w:id="45" w:name="expériences-professionnelles"/>
-    <w:p>
-      <w:pPr>
-        <w:pStyle w:val="Heading3"/>
-      </w:pPr>
-      <w:r>
-        <w:t xml:space="preserve">Expériences professionnelles</w:t>
-      </w:r>
-    </w:p>
     <w:p>
       <w:pPr>
         <w:pStyle w:val="FirstParagraph"/>
       </w:pPr>
       <w:r>
-        <w:t xml:space="preserve">01/2026 - 09/2026</w:t>
-      </w:r>
-    </w:p>
-    <w:bookmarkStart w:id="29" w:name="X1c2eae5f7903c00c9cfbf70de475d6a0b1d5ef0"/>
-    <w:p>
-      <w:pPr>
-        <w:pStyle w:val="Heading4"/>
-      </w:pPr>
-      <w:r>
-        <w:t xml:space="preserve">Développeur fullstack TypeScript – Cloud &amp; IA</w:t>
-      </w:r>
-    </w:p>
-    <w:bookmarkEnd w:id="29"/>
-    <w:p>
-      <w:pPr>
-        <w:pStyle w:val="FirstParagraph"/>
-      </w:pPr>
-      <w:r>
         <w:t xml:space="preserve">GoTombola</w:t>
       </w:r>
     </w:p>
@@ -747,12 +705,12 @@
         <w:pStyle w:val="BodyText"/>
       </w:pPr>
       <w:r>
-        <w:t xml:space="preserve">GoTombola est une plateforme SaaS de tombolas et de collecte qui outille aussi bien de petites associations que des campagnes à forte visibilité : la tombola solidaire du</w:t>
-      </w:r>
-      <w:r>
-        <w:t xml:space="preserve"> </w:t>
-      </w:r>
-      <w:hyperlink r:id="rId30">
+        <w:t xml:space="preserve">Plateforme SaaS de tombolas et de collecte, qui outille aussi bien de petites associations que des campagnes à forte visibilité : la tombola solidaire du</w:t>
+      </w:r>
+      <w:r>
+        <w:t xml:space="preserve"> </w:t>
+      </w:r>
+      <w:hyperlink r:id="rId29">
         <w:r>
           <w:rPr>
             <w:rStyle w:val="Hyperlink"/>
@@ -766,7 +724,7 @@
       <w:r>
         <w:t xml:space="preserve"> </w:t>
       </w:r>
-      <w:hyperlink r:id="rId31">
+      <w:hyperlink r:id="rId30">
         <w:r>
           <w:rPr>
             <w:rStyle w:val="Hyperlink"/>
@@ -775,129 +733,19 @@
         </w:r>
       </w:hyperlink>
       <w:r>
-        <w:t xml:space="preserve"> </w:t>
-      </w:r>
-      <w:r>
-        <w:t xml:space="preserve">au profit de l'hôpital Necker. J'avais participé au setup AWS initial de la plateforme en 2020, et son CTO m'a rappelé cinq ans plus tard pour construire son outillage de production : nous travaillons ensemble par intermittence depuis 2015, il connaît ma façon de travailler et sait sur quoi il peut compter. Le travail s'est fait en binôme avec lui sur un monorepo de plus d'une centaine de paquets, avec un usage intensif de Claude Code encadré par la revue et par l'exigence de couverture de tests du dépôt. À deux, nous avons livré en neuf mois le virage du produit : quitter la génération de sites par configuration pour une génération assistée par IA en HTML, sans toucher au contrat d'API. J'ai construit l'atelier desktop qui produit ces sites, la couche d'agents qui le pilote et le pipeline de déploiement multi-tenant qui les met en ligne ; les parties dynamiques restent servies par des widgets réutilisables appelant les mêmes web services.</w:t>
-      </w:r>
-    </w:p>
-    <w:p>
-      <w:pPr>
-        <w:pStyle w:val="Compact"/>
-        <w:numPr>
-          <w:ilvl w:val="0"/>
-          <w:numId w:val="1003"/>
-        </w:numPr>
-      </w:pPr>
-      <w:r>
-        <w:rPr>
-          <w:b/>
-          <w:bCs/>
-        </w:rPr>
-        <w:t xml:space="preserve">Produire un site ne demande plus de développeur</w:t>
-      </w:r>
-      <w:r>
-        <w:t xml:space="preserve"> : GoStudio, l'application desktop Electron / React / TypeScript que j'ai développée, remplace un montage et une publication qui se faisaient jusque-là à la main. L'équipe monte un site sans écrire de code, avec éditeur de règlement de tombola, explorateur de dépôt à statut Git, médiathèque et prévisualisation multi-device fidèle à la production, en cinq langues.</w:t>
-      </w:r>
-    </w:p>
-    <w:p>
-      <w:pPr>
-        <w:pStyle w:val="Compact"/>
-        <w:numPr>
-          <w:ilvl w:val="0"/>
-          <w:numId w:val="1003"/>
-        </w:numPr>
-      </w:pPr>
-      <w:r>
-        <w:t xml:space="preserve">Moteur de composition d'e-mails transactionnels : les gabarits Handlebars sont générés par l'IA à l'exécution, le produit n'embarquant que le contrat, et une chaîne de compilation en produit les artefacts minifiés à déployer. Prévisualisation fidèle par client de messagerie, cascade de traduction par région, jeux de données nommés, envois de test via Amazon SES ou SMTP.</w:t>
-      </w:r>
-    </w:p>
-    <w:p>
-      <w:pPr>
-        <w:pStyle w:val="Compact"/>
-        <w:numPr>
-          <w:ilvl w:val="0"/>
-          <w:numId w:val="1003"/>
-        </w:numPr>
-      </w:pPr>
-      <w:r>
-        <w:t xml:space="preserve">Import d'un site existant depuis une URL, réécrit en jobs Helios parallèles (scan, puis build, rendu et localisation) autour d'une machine à états côté daemon : service de rendu Playwright pour les pages nécessitant un navigateur, résolution des redirections de crawl, réécriture des URL vers le domaine cible. Les modules d'ingestion ont été extraits d'Electron pour tourner en Node pur dans les workers.</w:t>
-      </w:r>
-    </w:p>
-    <w:p>
-      <w:pPr>
-        <w:pStyle w:val="Compact"/>
-        <w:numPr>
-          <w:ilvl w:val="0"/>
-          <w:numId w:val="1003"/>
-        </w:numPr>
-      </w:pPr>
-      <w:r>
-        <w:t xml:space="preserve">Conception de la couche agentique « Helios » : un daemon HTTP + SSE avec file de jobs SQLite, pool de workers, verrous par projet et authentification par jeton, qui survit à la fermeture de l'application et auquel celle-ci peut se reconnecter. Il porte le cycle de vie des demandes de modification, où le LLM analyse la demande, l'exécute sur le dépôt et rédige son propre changelog en écriture exclusive. Une abstraction de fournisseur permet de changer de modèle sans toucher au reste du code : Claude via le Claude Agent SDK, et Ollama pour l'exécution locale hors-ligne, packagé dans un système d'extensions indépendant de l'application hôte (runtime isolé, catalogue de modèles, installation à la carte avec estimation de la VRAM requise et réglage de la fenêtre de contexte).</w:t>
-      </w:r>
-    </w:p>
-    <w:p>
-      <w:pPr>
-        <w:pStyle w:val="Compact"/>
-        <w:numPr>
-          <w:ilvl w:val="0"/>
-          <w:numId w:val="1003"/>
-        </w:numPr>
-      </w:pPr>
-      <w:r>
-        <w:t xml:space="preserve">Construction du pipeline de déploiement multi-tenant de bout en bout : deux Step Functions et deux Lambdas conteneurisées, mise en miroir des sources pilotée par un manifeste MD5 (les ETags SSE-KMS étant opaques), build et déploiement via un registre npm privé CodeArtifact, invalidation CloudFront et redirections servies depuis un CloudFront KeyValueStore, le tout provisionné en Terraform. Deux topologies calquées sur le modèle commercial : domaine et bucket dédiés pour les clients premium, multiplexage par préfixe de chemin sur un domaine mutualisé pour les autres, avec sa propre state machine et sa Lambda isolée. Les archives par commit permettent de</w:t>
-      </w:r>
-      <w:r>
-        <w:t xml:space="preserve"> </w:t>
-      </w:r>
-      <w:r>
-        <w:rPr>
-          <w:b/>
-          <w:bCs/>
-        </w:rPr>
-        <w:t xml:space="preserve">redéployer une version précise</w:t>
-      </w:r>
-      <w:r>
-        <w:t xml:space="preserve"> </w:t>
-      </w:r>
-      <w:r>
-        <w:t xml:space="preserve">après coup, avec dead-letter queue et alarme CloudWatch sur les échecs.</w:t>
-      </w:r>
-    </w:p>
-    <w:p>
-      <w:pPr>
-        <w:pStyle w:val="Compact"/>
-        <w:numPr>
-          <w:ilvl w:val="0"/>
-          <w:numId w:val="1003"/>
-        </w:numPr>
-      </w:pPr>
-      <w:r>
-        <w:t xml:space="preserve">Suivi de déploiement en temps réel via une mutation et une souscription AppSync en résolveurs APPSYNC_JS, ce qui a permis de retirer entièrement l'AWS SDK du poste client : plus aucun identifiant AWS ne quitte le serveur.</w:t>
-      </w:r>
-    </w:p>
-    <w:p>
-      <w:pPr>
-        <w:pStyle w:val="Compact"/>
-        <w:numPr>
-          <w:ilvl w:val="0"/>
-          <w:numId w:val="1003"/>
-        </w:numPr>
-      </w:pPr>
-      <w:r>
-        <w:t xml:space="preserve">Bascule de la configuration projet vers un registre de tenants DynamoDB comme source de vérité unique, avec une chaîne de migration de schéma versionnée côté client capable de reprendre là où elle s'est arrêtée, et extraction de paquets réutilisables pour que les deux Lambdas ne divergent jamais : la résolution de la cible de déploiement isolée dans un paquet sans aucune dépendance, et la brique d'envoi vers le CDN dont les accès AWS sont injectés.</w:t>
-      </w:r>
-    </w:p>
-    <w:p>
-      <w:pPr>
-        <w:pStyle w:val="Compact"/>
-        <w:numPr>
-          <w:ilvl w:val="0"/>
-          <w:numId w:val="1003"/>
-        </w:numPr>
-      </w:pPr>
-      <w:r>
-        <w:t xml:space="preserve">Discipline de test tenue sur tout le périmètre : le dépôt impose</w:t>
+        <w:t xml:space="preserve">. En binôme avec le CTO, qui me fait confiance depuis 2015, nous avons livré en neuf mois le virage du produit : quitter la génération de sites par configuration pour une génération assistée par IA en HTML, sans toucher au contrat d'API.</w:t>
+      </w:r>
+    </w:p>
+    <w:p>
+      <w:pPr>
+        <w:pStyle w:val="Compact"/>
+        <w:numPr>
+          <w:ilvl w:val="0"/>
+          <w:numId w:val="1002"/>
+        </w:numPr>
+      </w:pPr>
+      <w:r>
+        <w:t xml:space="preserve">Discipline de test tenue sur tout le périmètre :</w:t>
       </w:r>
       <w:r>
         <w:t xml:space="preserve"> </w:t>
@@ -910,18 +758,15 @@
         <w:t xml:space="preserve">100 % de couverture des lignes et des fichiers</w:t>
       </w:r>
       <w:r>
-        <w:t xml:space="preserve"> </w:t>
-      </w:r>
-      <w:r>
-        <w:t xml:space="preserve">avant tout changement de comportement, ce qui est la contrepartie indispensable d'un développement assisté par IA.</w:t>
-      </w:r>
-    </w:p>
-    <w:p>
-      <w:pPr>
-        <w:pStyle w:val="Compact"/>
-        <w:numPr>
-          <w:ilvl w:val="0"/>
-          <w:numId w:val="1003"/>
+        <w:t xml:space="preserve">, contrepartie indispensable d'un développement assisté par IA.</w:t>
+      </w:r>
+    </w:p>
+    <w:p>
+      <w:pPr>
+        <w:pStyle w:val="Compact"/>
+        <w:numPr>
+          <w:ilvl w:val="0"/>
+          <w:numId w:val="1002"/>
         </w:numPr>
       </w:pPr>
       <w:r>
@@ -946,7 +791,7 @@
         <w:t xml:space="preserve">12/2024 - 11/2025</w:t>
       </w:r>
     </w:p>
-    <w:bookmarkStart w:id="32" w:name="développeur-fullstack-typescript"/>
+    <w:bookmarkStart w:id="31" w:name="développeur-fullstack-typescript"/>
     <w:p>
       <w:pPr>
         <w:pStyle w:val="Heading4"/>
@@ -955,7 +800,7 @@
         <w:t xml:space="preserve">Développeur fullstack TypeScript</w:t>
       </w:r>
     </w:p>
-    <w:bookmarkEnd w:id="32"/>
+    <w:bookmarkEnd w:id="31"/>
     <w:p>
       <w:pPr>
         <w:pStyle w:val="FirstParagraph"/>
@@ -988,7 +833,7 @@
         <w:pStyle w:val="Compact"/>
         <w:numPr>
           <w:ilvl w:val="0"/>
-          <w:numId w:val="1004"/>
+          <w:numId w:val="1003"/>
         </w:numPr>
       </w:pPr>
       <w:r>
@@ -1000,7 +845,7 @@
         <w:pStyle w:val="Compact"/>
         <w:numPr>
           <w:ilvl w:val="0"/>
-          <w:numId w:val="1004"/>
+          <w:numId w:val="1003"/>
         </w:numPr>
       </w:pPr>
       <w:r>
@@ -1012,7 +857,7 @@
         <w:pStyle w:val="Compact"/>
         <w:numPr>
           <w:ilvl w:val="0"/>
-          <w:numId w:val="1004"/>
+          <w:numId w:val="1003"/>
         </w:numPr>
       </w:pPr>
       <w:r>
@@ -1024,7 +869,7 @@
         <w:pStyle w:val="Compact"/>
         <w:numPr>
           <w:ilvl w:val="0"/>
-          <w:numId w:val="1004"/>
+          <w:numId w:val="1003"/>
         </w:numPr>
       </w:pPr>
       <w:r>
@@ -1036,7 +881,7 @@
         <w:pStyle w:val="Compact"/>
         <w:numPr>
           <w:ilvl w:val="0"/>
-          <w:numId w:val="1004"/>
+          <w:numId w:val="1003"/>
         </w:numPr>
       </w:pPr>
       <w:r>
@@ -1048,7 +893,7 @@
         <w:pStyle w:val="Compact"/>
         <w:numPr>
           <w:ilvl w:val="0"/>
-          <w:numId w:val="1004"/>
+          <w:numId w:val="1003"/>
         </w:numPr>
       </w:pPr>
       <w:r>
@@ -1060,7 +905,7 @@
         <w:pStyle w:val="Compact"/>
         <w:numPr>
           <w:ilvl w:val="0"/>
-          <w:numId w:val="1004"/>
+          <w:numId w:val="1003"/>
         </w:numPr>
       </w:pPr>
       <w:r>
@@ -1085,7 +930,7 @@
         <w:t xml:space="preserve">12/2022 - 10/2024</w:t>
       </w:r>
     </w:p>
-    <w:bookmarkStart w:id="33" w:name="développeur-back-end-php-symfony"/>
+    <w:bookmarkStart w:id="32" w:name="développeur-back-end-php-symfony"/>
     <w:p>
       <w:pPr>
         <w:pStyle w:val="Heading4"/>
@@ -1094,7 +939,7 @@
         <w:t xml:space="preserve">Développeur back-end – PHP / Symfony</w:t>
       </w:r>
     </w:p>
-    <w:bookmarkEnd w:id="33"/>
+    <w:bookmarkEnd w:id="32"/>
     <w:p>
       <w:pPr>
         <w:pStyle w:val="FirstParagraph"/>
@@ -1119,15 +964,15 @@
         <w:pStyle w:val="BodyText"/>
       </w:pPr>
       <w:r>
-        <w:t xml:space="preserve">IAD est le premier réseau de mandataires immobiliers en France, avec près de 14 000 conseillers dans l'Hexagone et plus de 17 000 dans le monde. Dans le cadre de la refonte de ses outils et de son expansion au Royaume-Uni et aux États-Unis, l'entreprise a engagé la modernisation de ses plateformes. J'ai travaillé deux ans sur ce chantier, en architecture hexagonale et approche DDD, sur un monolithe modulaire.</w:t>
-      </w:r>
-    </w:p>
-    <w:p>
-      <w:pPr>
-        <w:pStyle w:val="Compact"/>
-        <w:numPr>
-          <w:ilvl w:val="0"/>
-          <w:numId w:val="1005"/>
+        <w:t xml:space="preserve">IAD est le premier réseau de mandataires immobiliers en France, avec près de 14 000 conseillers dans l'Hexagone et plus de 17 000 dans le monde. Dans le cadre de la refonte de ses outils et de son expansion au Royaume-Uni et aux États-Unis, l'entreprise a engagé la modernisation de ses plateformes. J'ai travaillé deux ans sur ce chantier, en architecture hexagonale et approche DDD, sur un monolithe modulaire. Au sein de la squad, j'étais le garant des décisions d'architecture et l'interlocuteur des architectes, et j'ai notamment conçu la stratégie de mise à jour d'une projection alimentée par plusieurs bounded contexts.</w:t>
+      </w:r>
+    </w:p>
+    <w:p>
+      <w:pPr>
+        <w:pStyle w:val="Compact"/>
+        <w:numPr>
+          <w:ilvl w:val="0"/>
+          <w:numId w:val="1004"/>
         </w:numPr>
       </w:pPr>
       <w:r>
@@ -1139,7 +984,7 @@
         <w:pStyle w:val="Compact"/>
         <w:numPr>
           <w:ilvl w:val="0"/>
-          <w:numId w:val="1005"/>
+          <w:numId w:val="1004"/>
         </w:numPr>
       </w:pPr>
       <w:r>
@@ -1151,7 +996,7 @@
         <w:pStyle w:val="Compact"/>
         <w:numPr>
           <w:ilvl w:val="0"/>
-          <w:numId w:val="1005"/>
+          <w:numId w:val="1004"/>
         </w:numPr>
       </w:pPr>
       <w:r>
@@ -1163,7 +1008,7 @@
         <w:pStyle w:val="Compact"/>
         <w:numPr>
           <w:ilvl w:val="0"/>
-          <w:numId w:val="1005"/>
+          <w:numId w:val="1004"/>
         </w:numPr>
       </w:pPr>
       <w:r>
@@ -1175,7 +1020,7 @@
         <w:pStyle w:val="Compact"/>
         <w:numPr>
           <w:ilvl w:val="0"/>
-          <w:numId w:val="1005"/>
+          <w:numId w:val="1004"/>
         </w:numPr>
       </w:pPr>
       <w:r>
@@ -1187,7 +1032,7 @@
         <w:pStyle w:val="Compact"/>
         <w:numPr>
           <w:ilvl w:val="0"/>
-          <w:numId w:val="1005"/>
+          <w:numId w:val="1004"/>
         </w:numPr>
       </w:pPr>
       <w:r>
@@ -1212,7 +1057,7 @@
         <w:t xml:space="preserve">09/2021 - 09/2022</w:t>
       </w:r>
     </w:p>
-    <w:bookmarkStart w:id="34" w:name="développeur-back-end-php-symfony-1"/>
+    <w:bookmarkStart w:id="33" w:name="développeur-back-end-php-symfony-1"/>
     <w:p>
       <w:pPr>
         <w:pStyle w:val="Heading4"/>
@@ -1221,7 +1066,7 @@
         <w:t xml:space="preserve">Développeur back-end – PHP / Symfony</w:t>
       </w:r>
     </w:p>
-    <w:bookmarkEnd w:id="34"/>
+    <w:bookmarkEnd w:id="33"/>
     <w:p>
       <w:pPr>
         <w:pStyle w:val="FirstParagraph"/>
@@ -1254,7 +1099,7 @@
         <w:pStyle w:val="Compact"/>
         <w:numPr>
           <w:ilvl w:val="0"/>
-          <w:numId w:val="1006"/>
+          <w:numId w:val="1005"/>
         </w:numPr>
       </w:pPr>
       <w:r>
@@ -1266,7 +1111,7 @@
         <w:pStyle w:val="Compact"/>
         <w:numPr>
           <w:ilvl w:val="0"/>
-          <w:numId w:val="1006"/>
+          <w:numId w:val="1005"/>
         </w:numPr>
       </w:pPr>
       <w:r>
@@ -1278,7 +1123,7 @@
         <w:pStyle w:val="Compact"/>
         <w:numPr>
           <w:ilvl w:val="0"/>
-          <w:numId w:val="1006"/>
+          <w:numId w:val="1005"/>
         </w:numPr>
       </w:pPr>
       <w:r>
@@ -1290,7 +1135,7 @@
         <w:pStyle w:val="Compact"/>
         <w:numPr>
           <w:ilvl w:val="0"/>
-          <w:numId w:val="1006"/>
+          <w:numId w:val="1005"/>
         </w:numPr>
       </w:pPr>
       <w:r>
@@ -1302,7 +1147,7 @@
         <w:pStyle w:val="Compact"/>
         <w:numPr>
           <w:ilvl w:val="0"/>
-          <w:numId w:val="1006"/>
+          <w:numId w:val="1005"/>
         </w:numPr>
       </w:pPr>
       <w:r>
@@ -1314,7 +1159,7 @@
         <w:pStyle w:val="Compact"/>
         <w:numPr>
           <w:ilvl w:val="0"/>
-          <w:numId w:val="1006"/>
+          <w:numId w:val="1005"/>
         </w:numPr>
       </w:pPr>
       <w:r>
@@ -1326,7 +1171,7 @@
         <w:pStyle w:val="Compact"/>
         <w:numPr>
           <w:ilvl w:val="0"/>
-          <w:numId w:val="1006"/>
+          <w:numId w:val="1005"/>
         </w:numPr>
       </w:pPr>
       <w:r>
@@ -1338,7 +1183,7 @@
         <w:pStyle w:val="Compact"/>
         <w:numPr>
           <w:ilvl w:val="0"/>
-          <w:numId w:val="1006"/>
+          <w:numId w:val="1005"/>
         </w:numPr>
       </w:pPr>
       <w:r>
@@ -1363,7 +1208,7 @@
         <w:t xml:space="preserve">05/2021 - 07/2021</w:t>
       </w:r>
     </w:p>
-    <w:bookmarkStart w:id="35" w:name="devops-coaching-technique"/>
+    <w:bookmarkStart w:id="34" w:name="devops-coaching-technique"/>
     <w:p>
       <w:pPr>
         <w:pStyle w:val="Heading4"/>
@@ -1372,7 +1217,7 @@
         <w:t xml:space="preserve">DevOps / Coaching technique</w:t>
       </w:r>
     </w:p>
-    <w:bookmarkEnd w:id="35"/>
+    <w:bookmarkEnd w:id="34"/>
     <w:p>
       <w:pPr>
         <w:pStyle w:val="FirstParagraph"/>
@@ -1405,7 +1250,7 @@
         <w:pStyle w:val="Compact"/>
         <w:numPr>
           <w:ilvl w:val="0"/>
-          <w:numId w:val="1007"/>
+          <w:numId w:val="1006"/>
         </w:numPr>
       </w:pPr>
       <w:r>
@@ -1417,7 +1262,7 @@
         <w:pStyle w:val="Compact"/>
         <w:numPr>
           <w:ilvl w:val="0"/>
-          <w:numId w:val="1007"/>
+          <w:numId w:val="1006"/>
         </w:numPr>
       </w:pPr>
       <w:r>
@@ -1429,7 +1274,7 @@
         <w:pStyle w:val="Compact"/>
         <w:numPr>
           <w:ilvl w:val="0"/>
-          <w:numId w:val="1007"/>
+          <w:numId w:val="1006"/>
         </w:numPr>
       </w:pPr>
       <w:r>
@@ -1441,7 +1286,7 @@
         <w:pStyle w:val="Compact"/>
         <w:numPr>
           <w:ilvl w:val="0"/>
-          <w:numId w:val="1007"/>
+          <w:numId w:val="1006"/>
         </w:numPr>
       </w:pPr>
       <w:r>
@@ -1450,7 +1295,7 @@
       <w:r>
         <w:t xml:space="preserve"> </w:t>
       </w:r>
-      <w:hyperlink r:id="rId36">
+      <w:hyperlink r:id="rId35">
         <w:r>
           <w:rPr>
             <w:rStyle w:val="Hyperlink"/>
@@ -1470,7 +1315,7 @@
         <w:pStyle w:val="Compact"/>
         <w:numPr>
           <w:ilvl w:val="0"/>
-          <w:numId w:val="1007"/>
+          <w:numId w:val="1006"/>
         </w:numPr>
       </w:pPr>
       <w:r>
@@ -1495,7 +1340,7 @@
         <w:t xml:space="preserve">10/2020 - 04/2021</w:t>
       </w:r>
     </w:p>
-    <w:bookmarkStart w:id="37" w:name="développeur-back-end-php-js-terraform"/>
+    <w:bookmarkStart w:id="36" w:name="développeur-back-end-php-js-terraform"/>
     <w:p>
       <w:pPr>
         <w:pStyle w:val="Heading4"/>
@@ -1504,7 +1349,7 @@
         <w:t xml:space="preserve">Développeur back-end – PHP / JS / Terraform</w:t>
       </w:r>
     </w:p>
-    <w:bookmarkEnd w:id="37"/>
+    <w:bookmarkEnd w:id="36"/>
     <w:p>
       <w:pPr>
         <w:pStyle w:val="FirstParagraph"/>
@@ -1537,7 +1382,7 @@
         <w:pStyle w:val="Compact"/>
         <w:numPr>
           <w:ilvl w:val="0"/>
-          <w:numId w:val="1008"/>
+          <w:numId w:val="1007"/>
         </w:numPr>
       </w:pPr>
       <w:r>
@@ -1549,7 +1394,7 @@
         <w:pStyle w:val="Compact"/>
         <w:numPr>
           <w:ilvl w:val="0"/>
-          <w:numId w:val="1008"/>
+          <w:numId w:val="1007"/>
         </w:numPr>
       </w:pPr>
       <w:r>
@@ -1558,7 +1403,7 @@
       <w:r>
         <w:t xml:space="preserve"> </w:t>
       </w:r>
-      <w:hyperlink r:id="rId38">
+      <w:hyperlink r:id="rId37">
         <w:r>
           <w:rPr>
             <w:rStyle w:val="Hyperlink"/>
@@ -1578,7 +1423,7 @@
         <w:pStyle w:val="Compact"/>
         <w:numPr>
           <w:ilvl w:val="0"/>
-          <w:numId w:val="1008"/>
+          <w:numId w:val="1007"/>
         </w:numPr>
       </w:pPr>
       <w:r>
@@ -1587,7 +1432,7 @@
       <w:r>
         <w:t xml:space="preserve"> </w:t>
       </w:r>
-      <w:hyperlink r:id="rId39">
+      <w:hyperlink r:id="rId38">
         <w:r>
           <w:rPr>
             <w:rStyle w:val="Hyperlink"/>
@@ -1604,7 +1449,7 @@
       <w:r>
         <w:t xml:space="preserve"> </w:t>
       </w:r>
-      <w:hyperlink r:id="rId40">
+      <w:hyperlink r:id="rId39">
         <w:r>
           <w:rPr>
             <w:rStyle w:val="Hyperlink"/>
@@ -1621,7 +1466,7 @@
         <w:pStyle w:val="Compact"/>
         <w:numPr>
           <w:ilvl w:val="0"/>
-          <w:numId w:val="1008"/>
+          <w:numId w:val="1007"/>
         </w:numPr>
       </w:pPr>
       <w:r>
@@ -1646,7 +1491,7 @@
         <w:t xml:space="preserve">07/2018 - 12/2019</w:t>
       </w:r>
     </w:p>
-    <w:bookmarkStart w:id="41" w:name="développeur-back-end-php-symfony-2"/>
+    <w:bookmarkStart w:id="40" w:name="développeur-back-end-php-symfony-2"/>
     <w:p>
       <w:pPr>
         <w:pStyle w:val="Heading4"/>
@@ -1655,7 +1500,7 @@
         <w:t xml:space="preserve">Développeur back-end – PHP / Symfony</w:t>
       </w:r>
     </w:p>
-    <w:bookmarkEnd w:id="41"/>
+    <w:bookmarkEnd w:id="40"/>
     <w:p>
       <w:pPr>
         <w:pStyle w:val="FirstParagraph"/>
@@ -1688,7 +1533,7 @@
         <w:pStyle w:val="Compact"/>
         <w:numPr>
           <w:ilvl w:val="0"/>
-          <w:numId w:val="1009"/>
+          <w:numId w:val="1008"/>
         </w:numPr>
       </w:pPr>
       <w:r>
@@ -1700,7 +1545,7 @@
         <w:pStyle w:val="Compact"/>
         <w:numPr>
           <w:ilvl w:val="0"/>
-          <w:numId w:val="1009"/>
+          <w:numId w:val="1008"/>
         </w:numPr>
       </w:pPr>
       <w:r>
@@ -1712,7 +1557,7 @@
         <w:pStyle w:val="Compact"/>
         <w:numPr>
           <w:ilvl w:val="0"/>
-          <w:numId w:val="1009"/>
+          <w:numId w:val="1008"/>
         </w:numPr>
       </w:pPr>
       <w:r>
@@ -1724,7 +1569,7 @@
         <w:pStyle w:val="Compact"/>
         <w:numPr>
           <w:ilvl w:val="0"/>
-          <w:numId w:val="1009"/>
+          <w:numId w:val="1008"/>
         </w:numPr>
       </w:pPr>
       <w:r>
@@ -1736,7 +1581,7 @@
         <w:pStyle w:val="Compact"/>
         <w:numPr>
           <w:ilvl w:val="0"/>
-          <w:numId w:val="1009"/>
+          <w:numId w:val="1008"/>
         </w:numPr>
       </w:pPr>
       <w:r>
@@ -1748,7 +1593,7 @@
         <w:pStyle w:val="Compact"/>
         <w:numPr>
           <w:ilvl w:val="0"/>
-          <w:numId w:val="1009"/>
+          <w:numId w:val="1008"/>
         </w:numPr>
       </w:pPr>
       <w:r>
@@ -1773,7 +1618,7 @@
         <w:t xml:space="preserve">10/2015 - 06/2018</w:t>
       </w:r>
     </w:p>
-    <w:bookmarkStart w:id="42" w:name="développeur-php-symfony"/>
+    <w:bookmarkStart w:id="41" w:name="développeur-php-symfony"/>
     <w:p>
       <w:pPr>
         <w:pStyle w:val="Heading4"/>
@@ -1782,7 +1627,7 @@
         <w:t xml:space="preserve">Développeur – PHP / Symfony</w:t>
       </w:r>
     </w:p>
-    <w:bookmarkEnd w:id="42"/>
+    <w:bookmarkEnd w:id="41"/>
     <w:p>
       <w:pPr>
         <w:pStyle w:val="FirstParagraph"/>
@@ -1815,7 +1660,7 @@
         <w:pStyle w:val="Compact"/>
         <w:numPr>
           <w:ilvl w:val="0"/>
-          <w:numId w:val="1010"/>
+          <w:numId w:val="1009"/>
         </w:numPr>
       </w:pPr>
       <w:r>
@@ -1827,7 +1672,7 @@
         <w:pStyle w:val="Compact"/>
         <w:numPr>
           <w:ilvl w:val="0"/>
-          <w:numId w:val="1010"/>
+          <w:numId w:val="1009"/>
         </w:numPr>
       </w:pPr>
       <w:r>
@@ -1839,7 +1684,7 @@
         <w:pStyle w:val="Compact"/>
         <w:numPr>
           <w:ilvl w:val="0"/>
-          <w:numId w:val="1010"/>
+          <w:numId w:val="1009"/>
         </w:numPr>
       </w:pPr>
       <w:r>
@@ -1851,7 +1696,7 @@
         <w:pStyle w:val="Compact"/>
         <w:numPr>
           <w:ilvl w:val="0"/>
-          <w:numId w:val="1010"/>
+          <w:numId w:val="1009"/>
         </w:numPr>
       </w:pPr>
       <w:r>
@@ -1863,7 +1708,7 @@
         <w:pStyle w:val="Compact"/>
         <w:numPr>
           <w:ilvl w:val="0"/>
-          <w:numId w:val="1010"/>
+          <w:numId w:val="1009"/>
         </w:numPr>
       </w:pPr>
       <w:r>
@@ -1888,7 +1733,7 @@
         <w:t xml:space="preserve">12/2011 - 05/2015</w:t>
       </w:r>
     </w:p>
-    <w:bookmarkStart w:id="43" w:name="concepteur-développeur-php-symfony"/>
+    <w:bookmarkStart w:id="42" w:name="concepteur-développeur-php-symfony"/>
     <w:p>
       <w:pPr>
         <w:pStyle w:val="Heading4"/>
@@ -1897,7 +1742,7 @@
         <w:t xml:space="preserve">Concepteur / Développeur – PHP / Symfony</w:t>
       </w:r>
     </w:p>
-    <w:bookmarkEnd w:id="43"/>
+    <w:bookmarkEnd w:id="42"/>
     <w:p>
       <w:pPr>
         <w:pStyle w:val="FirstParagraph"/>
@@ -1943,7 +1788,7 @@
         <w:pStyle w:val="Compact"/>
         <w:numPr>
           <w:ilvl w:val="0"/>
-          <w:numId w:val="1011"/>
+          <w:numId w:val="1010"/>
         </w:numPr>
       </w:pPr>
       <w:r>
@@ -1955,7 +1800,7 @@
         <w:pStyle w:val="Compact"/>
         <w:numPr>
           <w:ilvl w:val="0"/>
-          <w:numId w:val="1011"/>
+          <w:numId w:val="1010"/>
         </w:numPr>
       </w:pPr>
       <w:r>
@@ -1967,7 +1812,7 @@
         <w:pStyle w:val="Compact"/>
         <w:numPr>
           <w:ilvl w:val="0"/>
-          <w:numId w:val="1011"/>
+          <w:numId w:val="1010"/>
         </w:numPr>
       </w:pPr>
       <w:r>
@@ -1979,7 +1824,7 @@
         <w:pStyle w:val="Compact"/>
         <w:numPr>
           <w:ilvl w:val="0"/>
-          <w:numId w:val="1011"/>
+          <w:numId w:val="1010"/>
         </w:numPr>
       </w:pPr>
       <w:r>
@@ -1991,7 +1836,7 @@
         <w:pStyle w:val="Compact"/>
         <w:numPr>
           <w:ilvl w:val="0"/>
-          <w:numId w:val="1011"/>
+          <w:numId w:val="1010"/>
         </w:numPr>
       </w:pPr>
       <w:r>
@@ -2016,7 +1861,7 @@
         <w:t xml:space="preserve">12/2008 - 12/2011</w:t>
       </w:r>
     </w:p>
-    <w:bookmarkStart w:id="44" w:name="développeur-php-typo3"/>
+    <w:bookmarkStart w:id="43" w:name="développeur-php-typo3"/>
     <w:p>
       <w:pPr>
         <w:pStyle w:val="Heading4"/>
@@ -2025,7 +1870,7 @@
         <w:t xml:space="preserve">Développeur – PHP / TYPO3</w:t>
       </w:r>
     </w:p>
-    <w:bookmarkEnd w:id="44"/>
+    <w:bookmarkEnd w:id="43"/>
     <w:p>
       <w:pPr>
         <w:pStyle w:val="FirstParagraph"/>
@@ -2058,7 +1903,7 @@
         <w:pStyle w:val="Compact"/>
         <w:numPr>
           <w:ilvl w:val="0"/>
-          <w:numId w:val="1012"/>
+          <w:numId w:val="1011"/>
         </w:numPr>
       </w:pPr>
       <w:r>
@@ -2086,7 +1931,7 @@
         <w:pStyle w:val="Compact"/>
         <w:numPr>
           <w:ilvl w:val="0"/>
-          <w:numId w:val="1012"/>
+          <w:numId w:val="1011"/>
         </w:numPr>
       </w:pPr>
       <w:r>
@@ -2098,7 +1943,7 @@
         <w:pStyle w:val="Compact"/>
         <w:numPr>
           <w:ilvl w:val="0"/>
-          <w:numId w:val="1012"/>
+          <w:numId w:val="1011"/>
         </w:numPr>
       </w:pPr>
       <w:r>
@@ -2110,7 +1955,7 @@
         <w:pStyle w:val="Compact"/>
         <w:numPr>
           <w:ilvl w:val="0"/>
-          <w:numId w:val="1012"/>
+          <w:numId w:val="1011"/>
         </w:numPr>
       </w:pPr>
       <w:r>
@@ -2127,8 +1972,8 @@
         <w:t xml:space="preserve">PHP 5.2, TYPO3, jQuery, Apache, SVN, Paybox</w:t>
       </w:r>
     </w:p>
-    <w:bookmarkEnd w:id="45"/>
-    <w:bookmarkStart w:id="52" w:name="projets"/>
+    <w:bookmarkEnd w:id="44"/>
+    <w:bookmarkStart w:id="51" w:name="projets"/>
     <w:p>
       <w:pPr>
         <w:pStyle w:val="Heading3"/>
@@ -2137,7 +1982,7 @@
         <w:t xml:space="preserve">Projets</w:t>
       </w:r>
     </w:p>
-    <w:bookmarkStart w:id="47" w:name="modernisation-de-legacy-php"/>
+    <w:bookmarkStart w:id="46" w:name="modernisation-de-legacy-php"/>
     <w:p>
       <w:pPr>
         <w:pStyle w:val="Heading4"/>
@@ -2156,7 +2001,7 @@
       <w:r>
         <w:t xml:space="preserve"> </w:t>
       </w:r>
-      <w:hyperlink r:id="rId46">
+      <w:hyperlink r:id="rId45">
         <w:r>
           <w:rPr>
             <w:rStyle w:val="Hyperlink"/>
@@ -2168,8 +2013,8 @@
         <w:t xml:space="preserve">.</w:t>
       </w:r>
     </w:p>
-    <w:bookmarkEnd w:id="47"/>
-    <w:bookmarkStart w:id="50" w:name="cleanprospecter"/>
+    <w:bookmarkEnd w:id="46"/>
+    <w:bookmarkStart w:id="49" w:name="cleanprospecter"/>
     <w:p>
       <w:pPr>
         <w:pStyle w:val="Heading4"/>
@@ -2196,7 +2041,7 @@
       <w:r>
         <w:t xml:space="preserve"> </w:t>
       </w:r>
-      <w:hyperlink r:id="rId48">
+      <w:hyperlink r:id="rId47">
         <w:r>
           <w:rPr>
             <w:rStyle w:val="Hyperlink"/>
@@ -2213,7 +2058,7 @@
       <w:r>
         <w:t xml:space="preserve"> </w:t>
       </w:r>
-      <w:hyperlink r:id="rId49">
+      <w:hyperlink r:id="rId48">
         <w:r>
           <w:rPr>
             <w:rStyle w:val="Hyperlink"/>
@@ -2225,35 +2070,35 @@
         <w:t xml:space="preserve">.</w:t>
       </w:r>
     </w:p>
+    <w:bookmarkEnd w:id="49"/>
+    <w:bookmarkStart w:id="50" w:name="solean-lab-usine-de-développement"/>
+    <w:p>
+      <w:pPr>
+        <w:pStyle w:val="Heading4"/>
+      </w:pPr>
+      <w:r>
+        <w:t xml:space="preserve">SOLEAN LAB, usine de développement</w:t>
+      </w:r>
+    </w:p>
+    <w:p>
+      <w:pPr>
+        <w:pStyle w:val="FirstParagraph"/>
+      </w:pPr>
+      <w:r>
+        <w:t xml:space="preserve">(11/2016 - 04/2017)</w:t>
+      </w:r>
+    </w:p>
+    <w:p>
+      <w:pPr>
+        <w:pStyle w:val="BodyText"/>
+      </w:pPr>
+      <w:r>
+        <w:t xml:space="preserve">Usine de développement montée dans ma propre société pour répondre à des appels d'offres au forfait, en parallèle de ma mission ItiQiti : 7 serveurs chez Scaleway, GitLab CI, Rancher, deux environnements et le monitoring. Le portail de la société a servi de preuve de concept industrialisée de bout en bout, avec un pipeline à 5 étapes et un environnement créé dynamiquement par branche, et de terrain d'expérimentation : charge, sécurité, ELK, Varnish et ESI. Arrêtée depuis, faute de projets au forfait.</w:t>
+      </w:r>
+    </w:p>
     <w:bookmarkEnd w:id="50"/>
-    <w:bookmarkStart w:id="51" w:name="solean-lab-usine-de-développement"/>
-    <w:p>
-      <w:pPr>
-        <w:pStyle w:val="Heading4"/>
-      </w:pPr>
-      <w:r>
-        <w:t xml:space="preserve">SOLEAN LAB, usine de développement</w:t>
-      </w:r>
-    </w:p>
-    <w:p>
-      <w:pPr>
-        <w:pStyle w:val="FirstParagraph"/>
-      </w:pPr>
-      <w:r>
-        <w:t xml:space="preserve">(11/2016 - 04/2017)</w:t>
-      </w:r>
-    </w:p>
-    <w:p>
-      <w:pPr>
-        <w:pStyle w:val="BodyText"/>
-      </w:pPr>
-      <w:r>
-        <w:t xml:space="preserve">Usine de développement montée dans ma propre société pour répondre à des appels d'offres au forfait, en parallèle de ma mission ItiQiti : 7 serveurs chez Scaleway, GitLab CI, Rancher, deux environnements et le monitoring. Le portail de la société a servi de preuve de concept industrialisée de bout en bout, avec un pipeline à 5 étapes et un environnement créé dynamiquement par branche, et de terrain d'expérimentation : charge, sécurité, ELK, Varnish et ESI. Arrêtée depuis, faute de projets au forfait.</w:t>
-      </w:r>
-    </w:p>
     <w:bookmarkEnd w:id="51"/>
-    <w:bookmarkEnd w:id="52"/>
-    <w:bookmarkStart w:id="53" w:name="références"/>
+    <w:bookmarkStart w:id="52" w:name="références"/>
     <w:p>
       <w:pPr>
         <w:pStyle w:val="Heading3"/>
@@ -2352,75 +2197,75 @@
         <w:t xml:space="preserve">: Sur demande</w:t>
       </w:r>
     </w:p>
+    <w:bookmarkEnd w:id="52"/>
+    <w:bookmarkStart w:id="55" w:name="formation"/>
+    <w:p>
+      <w:pPr>
+        <w:pStyle w:val="Heading3"/>
+      </w:pPr>
+      <w:r>
+        <w:t xml:space="preserve">Formation</w:t>
+      </w:r>
+    </w:p>
+    <w:p>
+      <w:pPr>
+        <w:pStyle w:val="FirstParagraph"/>
+      </w:pPr>
+      <w:r>
+        <w:t xml:space="preserve">2007</w:t>
+      </w:r>
+    </w:p>
+    <w:bookmarkStart w:id="53" w:name="X454e494e9964aed816bffa949f96e71c58134da"/>
+    <w:p>
+      <w:pPr>
+        <w:pStyle w:val="Heading4"/>
+      </w:pPr>
+      <w:r>
+        <w:t xml:space="preserve">Bac+5, titre RNCP niveau 7 - Expert en informatique et systèmes d'information</w:t>
+      </w:r>
+    </w:p>
+    <w:p>
+      <w:pPr>
+        <w:pStyle w:val="FirstParagraph"/>
+      </w:pPr>
+      <w:r>
+        <w:t xml:space="preserve">École supérieure d'informatique de Paris (ESI – SUPINFO)</w:t>
+      </w:r>
+    </w:p>
     <w:bookmarkEnd w:id="53"/>
-    <w:bookmarkStart w:id="56" w:name="formation"/>
+    <w:p>
+      <w:pPr>
+        <w:pStyle w:val="BodyText"/>
+      </w:pPr>
+      <w:r>
+        <w:t xml:space="preserve">2002</w:t>
+      </w:r>
+    </w:p>
+    <w:bookmarkStart w:id="54" w:name="X2c474e56a4ce8c5acc1a956205262953bdcfa6e"/>
+    <w:p>
+      <w:pPr>
+        <w:pStyle w:val="Heading4"/>
+      </w:pPr>
+      <w:r>
+        <w:t xml:space="preserve">DUT - Génie électrique et informatique industrielle</w:t>
+      </w:r>
+    </w:p>
+    <w:p>
+      <w:pPr>
+        <w:pStyle w:val="FirstParagraph"/>
+      </w:pPr>
+      <w:r>
+        <w:t xml:space="preserve">IUT de Mulhouse</w:t>
+      </w:r>
+    </w:p>
+    <w:bookmarkEnd w:id="54"/>
+    <w:bookmarkEnd w:id="55"/>
+    <w:bookmarkStart w:id="56" w:name="langues"/>
     <w:p>
       <w:pPr>
         <w:pStyle w:val="Heading3"/>
       </w:pPr>
       <w:r>
-        <w:t xml:space="preserve">Formation</w:t>
-      </w:r>
-    </w:p>
-    <w:p>
-      <w:pPr>
-        <w:pStyle w:val="FirstParagraph"/>
-      </w:pPr>
-      <w:r>
-        <w:t xml:space="preserve">2007</w:t>
-      </w:r>
-    </w:p>
-    <w:bookmarkStart w:id="54" w:name="X454e494e9964aed816bffa949f96e71c58134da"/>
-    <w:p>
-      <w:pPr>
-        <w:pStyle w:val="Heading4"/>
-      </w:pPr>
-      <w:r>
-        <w:t xml:space="preserve">Bac+5, titre RNCP niveau 7 - Expert en informatique et systèmes d'information</w:t>
-      </w:r>
-    </w:p>
-    <w:p>
-      <w:pPr>
-        <w:pStyle w:val="FirstParagraph"/>
-      </w:pPr>
-      <w:r>
-        <w:t xml:space="preserve">École supérieure d'informatique de Paris (ESI – SUPINFO)</w:t>
-      </w:r>
-    </w:p>
-    <w:bookmarkEnd w:id="54"/>
-    <w:p>
-      <w:pPr>
-        <w:pStyle w:val="BodyText"/>
-      </w:pPr>
-      <w:r>
-        <w:t xml:space="preserve">2002</w:t>
-      </w:r>
-    </w:p>
-    <w:bookmarkStart w:id="55" w:name="X2c474e56a4ce8c5acc1a956205262953bdcfa6e"/>
-    <w:p>
-      <w:pPr>
-        <w:pStyle w:val="Heading4"/>
-      </w:pPr>
-      <w:r>
-        <w:t xml:space="preserve">DUT - Génie électrique et informatique industrielle</w:t>
-      </w:r>
-    </w:p>
-    <w:p>
-      <w:pPr>
-        <w:pStyle w:val="FirstParagraph"/>
-      </w:pPr>
-      <w:r>
-        <w:t xml:space="preserve">IUT de Mulhouse</w:t>
-      </w:r>
-    </w:p>
-    <w:bookmarkEnd w:id="55"/>
-    <w:bookmarkEnd w:id="56"/>
-    <w:bookmarkStart w:id="57" w:name="langues"/>
-    <w:p>
-      <w:pPr>
-        <w:pStyle w:val="Heading3"/>
-      </w:pPr>
-      <w:r>
         <w:t xml:space="preserve">Langues</w:t>
       </w:r>
     </w:p>
@@ -2429,7 +2274,7 @@
         <w:pStyle w:val="Compact"/>
         <w:numPr>
           <w:ilvl w:val="0"/>
-          <w:numId w:val="1013"/>
+          <w:numId w:val="1012"/>
         </w:numPr>
       </w:pPr>
       <w:r>
@@ -2451,7 +2296,7 @@
         <w:pStyle w:val="Compact"/>
         <w:numPr>
           <w:ilvl w:val="0"/>
-          <w:numId w:val="1013"/>
+          <w:numId w:val="1012"/>
         </w:numPr>
       </w:pPr>
       <w:r>
@@ -2468,7 +2313,7 @@
         <w:t xml:space="preserve">Professionnel</w:t>
       </w:r>
     </w:p>
-    <w:bookmarkEnd w:id="57"/>
+    <w:bookmarkEnd w:id="56"/>
     <w:sectPr/>
   </w:body>
 </w:document>
@@ -2715,9 +2560,6 @@
     <w:abstractNumId w:val="991"/>
   </w:num>
   <w:num w:numId="1012">
-    <w:abstractNumId w:val="991"/>
-  </w:num>
-  <w:num w:numId="1013">
     <w:abstractNumId w:val="991"/>
   </w:num>
 </w:numbering>
